--- a/public/templates/YAT-Business-Case-Template.docx
+++ b/public/templates/YAT-Business-Case-Template.docx
@@ -506,8 +506,98 @@
         <w:pStyle w:val="Heading1"/>
       </w:pPr>
       <w:r>
-        <w:t>2. Engagement Context</w:t>
+        <w:t>2. Strategic Alignment Analysis</w:t>
       </w:r>
+    </w:p>
+    <w:p>
+      <w:pPr>
+        <w:spacing w:before="80" w:after="40"/>
+      </w:pPr>
+      <w:r>
+        <w:rPr>
+          <w:b/>
+          <w:color w:val="6A3EA1"/>
+          <w:sz w:val="18"/>
+        </w:rPr>
+        <w:t>Related resources</w:t>
+      </w:r>
+      <w:r>
+        <w:rPr>
+          <w:i/>
+          <w:color w:val="6A3EA1"/>
+          <w:sz w:val="18"/>
+        </w:rPr>
+        <w:t xml:space="preserve">  (delete this note from the document before you submit your report)</w:t>
+      </w:r>
+    </w:p>
+    <w:p>
+      <w:pPr>
+        <w:spacing w:after="40"/>
+        <w:ind w:left="283"/>
+      </w:pPr>
+      <w:r>
+        <w:rPr>
+          <w:color w:val="6A3EA1"/>
+          <w:sz w:val="18"/>
+        </w:rPr>
+        <w:t xml:space="preserve">• </w:t>
+      </w:r>
+      <w:hyperlink r:id="rId15">
+        <w:r>
+          <w:rPr>
+            <w:sz w:val="18"/>
+            <w:color w:val="6A3EA1"/>
+            <w:u w:val="single"/>
+          </w:rPr>
+          <w:t>ICT Strategic Plan — the objectives you analyse against</w:t>
+        </w:r>
+      </w:hyperlink>
+    </w:p>
+    <w:p>
+      <w:pPr>
+        <w:spacing w:after="40"/>
+        <w:ind w:left="283"/>
+      </w:pPr>
+      <w:r>
+        <w:rPr>
+          <w:color w:val="6A3EA1"/>
+          <w:sz w:val="18"/>
+        </w:rPr>
+        <w:t xml:space="preserve">• </w:t>
+      </w:r>
+      <w:hyperlink r:id="rId16">
+        <w:r>
+          <w:rPr>
+            <w:sz w:val="18"/>
+            <w:color w:val="6A3EA1"/>
+            <w:u w:val="single"/>
+          </w:rPr>
+          <w:t>Industry standards and sector context</w:t>
+        </w:r>
+      </w:hyperlink>
+    </w:p>
+    <w:p>
+      <w:pPr>
+        <w:spacing w:after="160"/>
+        <w:ind w:left="283"/>
+      </w:pPr>
+      <w:r>
+        <w:rPr>
+          <w:color w:val="6A3EA1"/>
+          <w:sz w:val="18"/>
+        </w:rPr>
+        <w:t xml:space="preserve">• </w:t>
+      </w:r>
+      <w:hyperlink r:id="rId17">
+        <w:r>
+          <w:rPr>
+            <w:sz w:val="18"/>
+            <w:color w:val="6A3EA1"/>
+            <w:u w:val="single"/>
+          </w:rPr>
+          <w:t>YAT's public strategic direction</w:t>
+        </w:r>
+      </w:hyperlink>
     </w:p>
     <w:p>
       <w:pPr>
@@ -519,7 +609,7 @@
           <w:color w:val="6B6660"/>
           <w:sz w:val="19"/>
         </w:rPr>
-        <w:t>Establish who you are, the engagement, who you report to, and what this Business Case asks the board to decide. Approx. one short paragraph.</w:t>
+        <w:t>Analyse the organisation's ICT Strategic Plan against the broader industry environment and the organisation's objectives. Identify the objectives material to this initiative (cite them); characterise the relevant industry direction; state where the plan aligns with industry and where it diverges. Approx. 250–400 words.</w:t>
       </w:r>
     </w:p>
     <w:p>
@@ -536,38 +626,98 @@
         <w:pStyle w:val="Heading1"/>
       </w:pPr>
       <w:r>
-        <w:t>3. Strategic Alignment Analysis</w:t>
+        <w:t>3. Current State</w:t>
       </w:r>
     </w:p>
     <w:p>
       <w:pPr>
-        <w:spacing w:after="120"/>
+        <w:spacing w:before="80" w:after="40"/>
       </w:pPr>
       <w:r>
         <w:rPr>
-          <w:i/>
-          <w:color w:val="6B6660"/>
-          <w:sz w:val="19"/>
+          <w:b/>
+          <w:color w:val="6A3EA1"/>
+          <w:sz w:val="18"/>
         </w:rPr>
-        <w:t>Analyse the organisation's ICT Strategic Plan against the broader industry environment and the organisation's objectives. Identify the objectives material to this initiative (cite them); characterise the relevant industry direction; state where the plan aligns with industry and where it diverges; draw out the implications for this initiative. Approx. 250–400 words.</w:t>
+        <w:t>Related resources</w:t>
       </w:r>
-    </w:p>
-    <w:p>
       <w:r>
         <w:rPr>
           <w:i/>
-          <w:color w:val="6B6660"/>
+          <w:color w:val="6A3EA1"/>
+          <w:sz w:val="18"/>
         </w:rPr>
-        <w:t>[ Write your response here ]</w:t>
+        <w:t xml:space="preserve">  (delete this note from the document before you submit your report)</w:t>
       </w:r>
     </w:p>
     <w:p>
       <w:pPr>
-        <w:pStyle w:val="Heading1"/>
+        <w:spacing w:after="40"/>
+        <w:ind w:left="283"/>
       </w:pPr>
       <w:r>
-        <w:t>4. Current State</w:t>
+        <w:rPr>
+          <w:color w:val="6A3EA1"/>
+          <w:sz w:val="18"/>
+        </w:rPr>
+        <w:t xml:space="preserve">• </w:t>
       </w:r>
+      <w:hyperlink r:id="rId18">
+        <w:r>
+          <w:rPr>
+            <w:sz w:val="18"/>
+            <w:color w:val="6A3EA1"/>
+            <w:u w:val="single"/>
+          </w:rPr>
+          <w:t>Current ICT environment overview</w:t>
+        </w:r>
+      </w:hyperlink>
+    </w:p>
+    <w:p>
+      <w:pPr>
+        <w:spacing w:after="40"/>
+        <w:ind w:left="283"/>
+      </w:pPr>
+      <w:r>
+        <w:rPr>
+          <w:color w:val="6A3EA1"/>
+          <w:sz w:val="18"/>
+        </w:rPr>
+        <w:t xml:space="preserve">• </w:t>
+      </w:r>
+      <w:hyperlink r:id="rId19">
+        <w:r>
+          <w:rPr>
+            <w:sz w:val="18"/>
+            <w:color w:val="6A3EA1"/>
+            <w:u w:val="single"/>
+          </w:rPr>
+          <w:t>Network diagram</w:t>
+        </w:r>
+      </w:hyperlink>
+    </w:p>
+    <w:p>
+      <w:pPr>
+        <w:spacing w:after="160"/>
+        <w:ind w:left="283"/>
+      </w:pPr>
+      <w:r>
+        <w:rPr>
+          <w:color w:val="6A3EA1"/>
+          <w:sz w:val="18"/>
+        </w:rPr>
+        <w:t xml:space="preserve">• </w:t>
+      </w:r>
+      <w:hyperlink r:id="rId20">
+        <w:r>
+          <w:rPr>
+            <w:sz w:val="18"/>
+            <w:color w:val="6A3EA1"/>
+            <w:u w:val="single"/>
+          </w:rPr>
+          <w:t>LMS server status</w:t>
+        </w:r>
+      </w:hyperlink>
     </w:p>
     <w:p>
       <w:pPr>
@@ -596,8 +746,75 @@
         <w:pStyle w:val="Heading1"/>
       </w:pPr>
       <w:r>
-        <w:t>5. Gap Analysis</w:t>
+        <w:t>4. Gap Analysis</w:t>
       </w:r>
+    </w:p>
+    <w:p>
+      <w:pPr>
+        <w:spacing w:before="80" w:after="40"/>
+      </w:pPr>
+      <w:r>
+        <w:rPr>
+          <w:b/>
+          <w:color w:val="6A3EA1"/>
+          <w:sz w:val="18"/>
+        </w:rPr>
+        <w:t>Related resources</w:t>
+      </w:r>
+      <w:r>
+        <w:rPr>
+          <w:i/>
+          <w:color w:val="6A3EA1"/>
+          <w:sz w:val="18"/>
+        </w:rPr>
+        <w:t xml:space="preserve">  (delete this note from the document before you submit your report)</w:t>
+      </w:r>
+    </w:p>
+    <w:p>
+      <w:pPr>
+        <w:spacing w:after="40"/>
+        <w:ind w:left="283"/>
+      </w:pPr>
+      <w:r>
+        <w:rPr>
+          <w:color w:val="6A3EA1"/>
+          <w:sz w:val="18"/>
+        </w:rPr>
+        <w:t xml:space="preserve">• </w:t>
+      </w:r>
+      <w:hyperlink r:id="rId21">
+        <w:r>
+          <w:rPr>
+            <w:sz w:val="18"/>
+            <w:color w:val="6A3EA1"/>
+            <w:u w:val="single"/>
+          </w:rPr>
+          <w:t>LMS Cloud Migration Requirements — what the client needs</w:t>
+        </w:r>
+      </w:hyperlink>
+    </w:p>
+    <w:p>
+      <w:pPr>
+        <w:spacing w:after="160"/>
+        <w:ind w:left="283"/>
+      </w:pPr>
+      <w:r>
+        <w:rPr>
+          <w:color w:val="6A3EA1"/>
+          <w:sz w:val="18"/>
+        </w:rPr>
+        <w:t xml:space="preserve">• </w:t>
+      </w:r>
+      <w:hyperlink r:id="rId22">
+        <w:r>
+          <w:rPr>
+            <w:sz w:val="18"/>
+            <w:color w:val="6A3EA1"/>
+            <w:u w:val="single"/>
+          </w:rPr>
+          <w:t>LMS application specification — what the system needs</w:t>
+        </w:r>
+      </w:hyperlink>
     </w:p>
     <w:p>
       <w:pPr>
@@ -620,17 +837,16 @@
         <w:tblLook w:firstColumn="1" w:firstRow="1" w:lastColumn="0" w:lastRow="0" w:noHBand="0" w:noVBand="1" w:val="04A0"/>
       </w:tblPr>
       <w:tblGrid>
-        <w:gridCol w:w="1569"/>
-        <w:gridCol w:w="1569"/>
-        <w:gridCol w:w="1569"/>
-        <w:gridCol w:w="1569"/>
-        <w:gridCol w:w="1569"/>
-        <w:gridCol w:w="1569"/>
+        <w:gridCol w:w="1882"/>
+        <w:gridCol w:w="1882"/>
+        <w:gridCol w:w="1882"/>
+        <w:gridCol w:w="1882"/>
+        <w:gridCol w:w="1882"/>
       </w:tblGrid>
       <w:tr>
         <w:tc>
           <w:tcPr>
-            <w:tcW w:type="dxa" w:w="1701"/>
+            <w:tcW w:type="dxa" w:w="1928"/>
             <w:shd w:val="clear" w:color="auto" w:fill="1F5A5C"/>
             <w:tcBorders>
               <w:top w:val="single" w:sz="4" w:space="0" w:color="E4DED3"/>
@@ -652,7 +868,7 @@
         </w:tc>
         <w:tc>
           <w:tcPr>
-            <w:tcW w:type="dxa" w:w="1474"/>
+            <w:tcW w:type="dxa" w:w="1701"/>
             <w:shd w:val="clear" w:color="auto" w:fill="1F5A5C"/>
             <w:tcBorders>
               <w:top w:val="single" w:sz="4" w:space="0" w:color="E4DED3"/>
@@ -674,29 +890,7 @@
         </w:tc>
         <w:tc>
           <w:tcPr>
-            <w:tcW w:type="dxa" w:w="1474"/>
-            <w:shd w:val="clear" w:color="auto" w:fill="1F5A5C"/>
-            <w:tcBorders>
-              <w:top w:val="single" w:sz="4" w:space="0" w:color="E4DED3"/>
-              <w:left w:val="single" w:sz="4" w:space="0" w:color="E4DED3"/>
-              <w:bottom w:val="single" w:sz="4" w:space="0" w:color="E4DED3"/>
-              <w:right w:val="single" w:sz="4" w:space="0" w:color="E4DED3"/>
-            </w:tcBorders>
-          </w:tcPr>
-          <w:p>
-            <w:r>
-              <w:rPr>
-                <w:b/>
-                <w:color w:val="FFFFFF"/>
-                <w:sz w:val="19"/>
-              </w:rPr>
-              <w:t>Desired future state</w:t>
-            </w:r>
-          </w:p>
-        </w:tc>
-        <w:tc>
-          <w:tcPr>
-            <w:tcW w:type="dxa" w:w="1474"/>
+            <w:tcW w:type="dxa" w:w="1701"/>
             <w:shd w:val="clear" w:color="auto" w:fill="1F5A5C"/>
             <w:tcBorders>
               <w:top w:val="single" w:sz="4" w:space="0" w:color="E4DED3"/>
@@ -718,7 +912,7 @@
         </w:tc>
         <w:tc>
           <w:tcPr>
-            <w:tcW w:type="dxa" w:w="1474"/>
+            <w:tcW w:type="dxa" w:w="1701"/>
             <w:shd w:val="clear" w:color="auto" w:fill="1F5A5C"/>
             <w:tcBorders>
               <w:top w:val="single" w:sz="4" w:space="0" w:color="E4DED3"/>
@@ -740,7 +934,7 @@
         </w:tc>
         <w:tc>
           <w:tcPr>
-            <w:tcW w:type="dxa" w:w="1474"/>
+            <w:tcW w:type="dxa" w:w="1701"/>
             <w:shd w:val="clear" w:color="auto" w:fill="1F5A5C"/>
             <w:tcBorders>
               <w:top w:val="single" w:sz="4" w:space="0" w:color="E4DED3"/>
@@ -764,7 +958,7 @@
       <w:tr>
         <w:tc>
           <w:tcPr>
-            <w:tcW w:type="dxa" w:w="1701"/>
+            <w:tcW w:type="dxa" w:w="1928"/>
             <w:tcBorders>
               <w:top w:val="single" w:sz="4" w:space="0" w:color="E4DED3"/>
               <w:left w:val="single" w:sz="4" w:space="0" w:color="E4DED3"/>
@@ -785,7 +979,7 @@
         </w:tc>
         <w:tc>
           <w:tcPr>
-            <w:tcW w:type="dxa" w:w="1474"/>
+            <w:tcW w:type="dxa" w:w="1701"/>
             <w:tcBorders>
               <w:top w:val="single" w:sz="4" w:space="0" w:color="E4DED3"/>
               <w:left w:val="single" w:sz="4" w:space="0" w:color="E4DED3"/>
@@ -806,7 +1000,7 @@
         </w:tc>
         <w:tc>
           <w:tcPr>
-            <w:tcW w:type="dxa" w:w="1474"/>
+            <w:tcW w:type="dxa" w:w="1701"/>
             <w:tcBorders>
               <w:top w:val="single" w:sz="4" w:space="0" w:color="E4DED3"/>
               <w:left w:val="single" w:sz="4" w:space="0" w:color="E4DED3"/>
@@ -827,7 +1021,7 @@
         </w:tc>
         <w:tc>
           <w:tcPr>
-            <w:tcW w:type="dxa" w:w="1474"/>
+            <w:tcW w:type="dxa" w:w="1701"/>
             <w:tcBorders>
               <w:top w:val="single" w:sz="4" w:space="0" w:color="E4DED3"/>
               <w:left w:val="single" w:sz="4" w:space="0" w:color="E4DED3"/>
@@ -848,28 +1042,7 @@
         </w:tc>
         <w:tc>
           <w:tcPr>
-            <w:tcW w:type="dxa" w:w="1474"/>
-            <w:tcBorders>
-              <w:top w:val="single" w:sz="4" w:space="0" w:color="E4DED3"/>
-              <w:left w:val="single" w:sz="4" w:space="0" w:color="E4DED3"/>
-              <w:bottom w:val="single" w:sz="4" w:space="0" w:color="E4DED3"/>
-              <w:right w:val="single" w:sz="4" w:space="0" w:color="E4DED3"/>
-            </w:tcBorders>
-          </w:tcPr>
-          <w:p>
-            <w:r>
-              <w:rPr>
-                <w:i/>
-                <w:color w:val="6B6660"/>
-                <w:sz w:val="19"/>
-              </w:rPr>
-              <w:t>[ … ]</w:t>
-            </w:r>
-          </w:p>
-        </w:tc>
-        <w:tc>
-          <w:tcPr>
-            <w:tcW w:type="dxa" w:w="1474"/>
+            <w:tcW w:type="dxa" w:w="1701"/>
             <w:tcBorders>
               <w:top w:val="single" w:sz="4" w:space="0" w:color="E4DED3"/>
               <w:left w:val="single" w:sz="4" w:space="0" w:color="E4DED3"/>
@@ -892,7 +1065,7 @@
       <w:tr>
         <w:tc>
           <w:tcPr>
-            <w:tcW w:type="dxa" w:w="1701"/>
+            <w:tcW w:type="dxa" w:w="1928"/>
             <w:tcBorders>
               <w:top w:val="single" w:sz="4" w:space="0" w:color="E4DED3"/>
               <w:left w:val="single" w:sz="4" w:space="0" w:color="E4DED3"/>
@@ -913,7 +1086,7 @@
         </w:tc>
         <w:tc>
           <w:tcPr>
-            <w:tcW w:type="dxa" w:w="1474"/>
+            <w:tcW w:type="dxa" w:w="1701"/>
             <w:tcBorders>
               <w:top w:val="single" w:sz="4" w:space="0" w:color="E4DED3"/>
               <w:left w:val="single" w:sz="4" w:space="0" w:color="E4DED3"/>
@@ -934,7 +1107,7 @@
         </w:tc>
         <w:tc>
           <w:tcPr>
-            <w:tcW w:type="dxa" w:w="1474"/>
+            <w:tcW w:type="dxa" w:w="1701"/>
             <w:tcBorders>
               <w:top w:val="single" w:sz="4" w:space="0" w:color="E4DED3"/>
               <w:left w:val="single" w:sz="4" w:space="0" w:color="E4DED3"/>
@@ -955,7 +1128,7 @@
         </w:tc>
         <w:tc>
           <w:tcPr>
-            <w:tcW w:type="dxa" w:w="1474"/>
+            <w:tcW w:type="dxa" w:w="1701"/>
             <w:tcBorders>
               <w:top w:val="single" w:sz="4" w:space="0" w:color="E4DED3"/>
               <w:left w:val="single" w:sz="4" w:space="0" w:color="E4DED3"/>
@@ -976,156 +1149,7 @@
         </w:tc>
         <w:tc>
           <w:tcPr>
-            <w:tcW w:type="dxa" w:w="1474"/>
-            <w:tcBorders>
-              <w:top w:val="single" w:sz="4" w:space="0" w:color="E4DED3"/>
-              <w:left w:val="single" w:sz="4" w:space="0" w:color="E4DED3"/>
-              <w:bottom w:val="single" w:sz="4" w:space="0" w:color="E4DED3"/>
-              <w:right w:val="single" w:sz="4" w:space="0" w:color="E4DED3"/>
-            </w:tcBorders>
-          </w:tcPr>
-          <w:p>
-            <w:r>
-              <w:rPr>
-                <w:i/>
-                <w:color w:val="6B6660"/>
-                <w:sz w:val="19"/>
-              </w:rPr>
-              <w:t>[ … ]</w:t>
-            </w:r>
-          </w:p>
-        </w:tc>
-        <w:tc>
-          <w:tcPr>
-            <w:tcW w:type="dxa" w:w="1474"/>
-            <w:tcBorders>
-              <w:top w:val="single" w:sz="4" w:space="0" w:color="E4DED3"/>
-              <w:left w:val="single" w:sz="4" w:space="0" w:color="E4DED3"/>
-              <w:bottom w:val="single" w:sz="4" w:space="0" w:color="E4DED3"/>
-              <w:right w:val="single" w:sz="4" w:space="0" w:color="E4DED3"/>
-            </w:tcBorders>
-          </w:tcPr>
-          <w:p>
-            <w:r>
-              <w:rPr>
-                <w:i/>
-                <w:color w:val="6B6660"/>
-                <w:sz w:val="19"/>
-              </w:rPr>
-              <w:t>[ … ]</w:t>
-            </w:r>
-          </w:p>
-        </w:tc>
-      </w:tr>
-      <w:tr>
-        <w:tc>
-          <w:tcPr>
             <w:tcW w:type="dxa" w:w="1701"/>
-            <w:tcBorders>
-              <w:top w:val="single" w:sz="4" w:space="0" w:color="E4DED3"/>
-              <w:left w:val="single" w:sz="4" w:space="0" w:color="E4DED3"/>
-              <w:bottom w:val="single" w:sz="4" w:space="0" w:color="E4DED3"/>
-              <w:right w:val="single" w:sz="4" w:space="0" w:color="E4DED3"/>
-            </w:tcBorders>
-          </w:tcPr>
-          <w:p>
-            <w:r>
-              <w:rPr>
-                <w:i/>
-                <w:color w:val="6B6660"/>
-                <w:sz w:val="19"/>
-              </w:rPr>
-              <w:t>[ Objective ]</w:t>
-            </w:r>
-          </w:p>
-        </w:tc>
-        <w:tc>
-          <w:tcPr>
-            <w:tcW w:type="dxa" w:w="1474"/>
-            <w:tcBorders>
-              <w:top w:val="single" w:sz="4" w:space="0" w:color="E4DED3"/>
-              <w:left w:val="single" w:sz="4" w:space="0" w:color="E4DED3"/>
-              <w:bottom w:val="single" w:sz="4" w:space="0" w:color="E4DED3"/>
-              <w:right w:val="single" w:sz="4" w:space="0" w:color="E4DED3"/>
-            </w:tcBorders>
-          </w:tcPr>
-          <w:p>
-            <w:r>
-              <w:rPr>
-                <w:i/>
-                <w:color w:val="6B6660"/>
-                <w:sz w:val="19"/>
-              </w:rPr>
-              <w:t>[ … ]</w:t>
-            </w:r>
-          </w:p>
-        </w:tc>
-        <w:tc>
-          <w:tcPr>
-            <w:tcW w:type="dxa" w:w="1474"/>
-            <w:tcBorders>
-              <w:top w:val="single" w:sz="4" w:space="0" w:color="E4DED3"/>
-              <w:left w:val="single" w:sz="4" w:space="0" w:color="E4DED3"/>
-              <w:bottom w:val="single" w:sz="4" w:space="0" w:color="E4DED3"/>
-              <w:right w:val="single" w:sz="4" w:space="0" w:color="E4DED3"/>
-            </w:tcBorders>
-          </w:tcPr>
-          <w:p>
-            <w:r>
-              <w:rPr>
-                <w:i/>
-                <w:color w:val="6B6660"/>
-                <w:sz w:val="19"/>
-              </w:rPr>
-              <w:t>[ … ]</w:t>
-            </w:r>
-          </w:p>
-        </w:tc>
-        <w:tc>
-          <w:tcPr>
-            <w:tcW w:type="dxa" w:w="1474"/>
-            <w:tcBorders>
-              <w:top w:val="single" w:sz="4" w:space="0" w:color="E4DED3"/>
-              <w:left w:val="single" w:sz="4" w:space="0" w:color="E4DED3"/>
-              <w:bottom w:val="single" w:sz="4" w:space="0" w:color="E4DED3"/>
-              <w:right w:val="single" w:sz="4" w:space="0" w:color="E4DED3"/>
-            </w:tcBorders>
-          </w:tcPr>
-          <w:p>
-            <w:r>
-              <w:rPr>
-                <w:i/>
-                <w:color w:val="6B6660"/>
-                <w:sz w:val="19"/>
-              </w:rPr>
-              <w:t>[ … ]</w:t>
-            </w:r>
-          </w:p>
-        </w:tc>
-        <w:tc>
-          <w:tcPr>
-            <w:tcW w:type="dxa" w:w="1474"/>
-            <w:tcBorders>
-              <w:top w:val="single" w:sz="4" w:space="0" w:color="E4DED3"/>
-              <w:left w:val="single" w:sz="4" w:space="0" w:color="E4DED3"/>
-              <w:bottom w:val="single" w:sz="4" w:space="0" w:color="E4DED3"/>
-              <w:right w:val="single" w:sz="4" w:space="0" w:color="E4DED3"/>
-            </w:tcBorders>
-          </w:tcPr>
-          <w:p>
-            <w:r>
-              <w:rPr>
-                <w:i/>
-                <w:color w:val="6B6660"/>
-                <w:sz w:val="19"/>
-              </w:rPr>
-              <w:t>[ … ]</w:t>
-            </w:r>
-          </w:p>
-        </w:tc>
-        <w:tc>
-          <w:tcPr>
-            <w:tcW w:type="dxa" w:w="1474"/>
             <w:tcBorders>
               <w:top w:val="single" w:sz="4" w:space="0" w:color="E4DED3"/>
               <w:left w:val="single" w:sz="4" w:space="0" w:color="E4DED3"/>
@@ -1174,15 +1198,82 @@
         <w:pStyle w:val="Heading1"/>
       </w:pPr>
       <w:r>
-        <w:t>6. Options Considered and Evaluation</w:t>
+        <w:t>5. Options Considered and Evaluation</w:t>
       </w:r>
+    </w:p>
+    <w:p>
+      <w:pPr>
+        <w:spacing w:before="80" w:after="40"/>
+      </w:pPr>
+      <w:r>
+        <w:rPr>
+          <w:b/>
+          <w:color w:val="6A3EA1"/>
+          <w:sz w:val="18"/>
+        </w:rPr>
+        <w:t>Related resources</w:t>
+      </w:r>
+      <w:r>
+        <w:rPr>
+          <w:i/>
+          <w:color w:val="6A3EA1"/>
+          <w:sz w:val="18"/>
+        </w:rPr>
+        <w:t xml:space="preserve">  (delete this note from the document before you submit your report)</w:t>
+      </w:r>
+    </w:p>
+    <w:p>
+      <w:pPr>
+        <w:spacing w:after="40"/>
+        <w:ind w:left="283"/>
+      </w:pPr>
+      <w:r>
+        <w:rPr>
+          <w:color w:val="6A3EA1"/>
+          <w:sz w:val="18"/>
+        </w:rPr>
+        <w:t xml:space="preserve">• </w:t>
+      </w:r>
+      <w:hyperlink r:id="rId22">
+        <w:r>
+          <w:rPr>
+            <w:sz w:val="18"/>
+            <w:color w:val="6A3EA1"/>
+            <w:u w:val="single"/>
+          </w:rPr>
+          <w:t>LMS application specification — the workload</w:t>
+        </w:r>
+      </w:hyperlink>
+    </w:p>
+    <w:p>
+      <w:pPr>
+        <w:spacing w:after="160"/>
+        <w:ind w:left="283"/>
+      </w:pPr>
+      <w:r>
+        <w:rPr>
+          <w:color w:val="6A3EA1"/>
+          <w:sz w:val="18"/>
+        </w:rPr>
+        <w:t xml:space="preserve">• </w:t>
+      </w:r>
+      <w:hyperlink r:id="rId23">
+        <w:r>
+          <w:rPr>
+            <w:sz w:val="18"/>
+            <w:color w:val="6A3EA1"/>
+            <w:u w:val="single"/>
+          </w:rPr>
+          <w:t>Reference architectures</w:t>
+        </w:r>
+      </w:hyperlink>
     </w:p>
     <w:p>
       <w:pPr>
         <w:pStyle w:val="Heading2"/>
       </w:pPr>
       <w:r>
-        <w:t>6.1 Workload definition</w:t>
+        <w:t>5.1 Workload definition</w:t>
       </w:r>
     </w:p>
     <w:p>
@@ -1212,7 +1303,7 @@
         <w:pStyle w:val="Heading2"/>
       </w:pPr>
       <w:r>
-        <w:t>6.2 Options considered</w:t>
+        <w:t>5.2 Options considered</w:t>
       </w:r>
     </w:p>
     <w:p>
@@ -1242,7 +1333,7 @@
         <w:pStyle w:val="Heading2"/>
       </w:pPr>
       <w:r>
-        <w:t>6.3 Evaluation method</w:t>
+        <w:t>5.3 Evaluation method</w:t>
       </w:r>
     </w:p>
     <w:p>
@@ -1272,7 +1363,7 @@
         <w:pStyle w:val="Heading2"/>
       </w:pPr>
       <w:r>
-        <w:t>6.4 Initial impact and difficulty assessment</w:t>
+        <w:t>5.4 Initial impact and difficulty assessment</w:t>
       </w:r>
     </w:p>
     <w:tbl>
@@ -1613,8 +1704,118 @@
         <w:pStyle w:val="Heading1"/>
       </w:pPr>
       <w:r>
-        <w:t>7. Cost-Benefit Analysis</w:t>
+        <w:t>6. Cost-Benefit Analysis</w:t>
       </w:r>
+    </w:p>
+    <w:p>
+      <w:pPr>
+        <w:spacing w:after="40"/>
+      </w:pPr>
+      <w:r>
+        <w:rPr>
+          <w:b/>
+          <w:color w:val="6A3EA1"/>
+          <w:sz w:val="18"/>
+        </w:rPr>
+        <w:t xml:space="preserve">Getting started:  </w:t>
+      </w:r>
+      <w:r>
+        <w:rPr>
+          <w:color w:val="6A3EA1"/>
+          <w:sz w:val="18"/>
+        </w:rPr>
+        <w:t>The current operating costs below are your Option A baseline — project them forward five years. You research the Option B (AWS) figures yourself.</w:t>
+      </w:r>
+    </w:p>
+    <w:p>
+      <w:pPr>
+        <w:spacing w:before="80" w:after="40"/>
+      </w:pPr>
+      <w:r>
+        <w:rPr>
+          <w:b/>
+          <w:color w:val="6A3EA1"/>
+          <w:sz w:val="18"/>
+        </w:rPr>
+        <w:t>Related resources</w:t>
+      </w:r>
+      <w:r>
+        <w:rPr>
+          <w:i/>
+          <w:color w:val="6A3EA1"/>
+          <w:sz w:val="18"/>
+        </w:rPr>
+        <w:t xml:space="preserve">  (delete this note from the document before you submit your report)</w:t>
+      </w:r>
+    </w:p>
+    <w:p>
+      <w:pPr>
+        <w:spacing w:after="40"/>
+        <w:ind w:left="283"/>
+      </w:pPr>
+      <w:r>
+        <w:rPr>
+          <w:color w:val="6A3EA1"/>
+          <w:sz w:val="18"/>
+        </w:rPr>
+        <w:t xml:space="preserve">• </w:t>
+      </w:r>
+      <w:hyperlink r:id="rId24">
+        <w:r>
+          <w:rPr>
+            <w:sz w:val="18"/>
+            <w:color w:val="6A3EA1"/>
+            <w:u w:val="single"/>
+          </w:rPr>
+          <w:t>Current LMS operational costing</w:t>
+        </w:r>
+      </w:hyperlink>
+    </w:p>
+    <w:p>
+      <w:pPr>
+        <w:spacing w:after="40"/>
+        <w:ind w:left="283"/>
+      </w:pPr>
+      <w:r>
+        <w:rPr>
+          <w:color w:val="6A3EA1"/>
+          <w:sz w:val="18"/>
+        </w:rPr>
+        <w:t xml:space="preserve">• </w:t>
+      </w:r>
+      <w:hyperlink r:id="rId25">
+        <w:r>
+          <w:rPr>
+            <w:sz w:val="18"/>
+            <w:color w:val="6A3EA1"/>
+            <w:u w:val="single"/>
+          </w:rPr>
+          <w:t>Prior-year LMS costing — for the trend</w:t>
+        </w:r>
+      </w:hyperlink>
+    </w:p>
+    <w:p>
+      <w:pPr>
+        <w:spacing w:after="160"/>
+        <w:ind w:left="283"/>
+      </w:pPr>
+      <w:r>
+        <w:rPr>
+          <w:color w:val="6A3EA1"/>
+          <w:sz w:val="18"/>
+        </w:rPr>
+        <w:t xml:space="preserve">• </w:t>
+      </w:r>
+      <w:hyperlink r:id="rId26">
+        <w:r>
+          <w:rPr>
+            <w:sz w:val="18"/>
+            <w:color w:val="6A3EA1"/>
+            <w:u w:val="single"/>
+          </w:rPr>
+          <w:t>Hardware and software inventory — what a renewal would replace</w:t>
+        </w:r>
+      </w:hyperlink>
     </w:p>
     <w:p>
       <w:pPr>
@@ -1634,7 +1835,20 @@
         <w:pStyle w:val="Heading2"/>
       </w:pPr>
       <w:r>
-        <w:t>7.1 Assumptions</w:t>
+        <w:t>6.1 Assumptions</w:t>
+      </w:r>
+    </w:p>
+    <w:p>
+      <w:pPr>
+        <w:spacing w:after="120"/>
+      </w:pPr>
+      <w:r>
+        <w:rPr>
+          <w:i/>
+          <w:color w:val="6B6660"/>
+          <w:sz w:val="19"/>
+        </w:rPr>
+        <w:t>State each figure you rely on and where it came from — a YAT record, a vendor pricing tool, or your own calculation.</w:t>
       </w:r>
     </w:p>
     <w:tbl>
@@ -1652,7 +1866,7 @@
       <w:tr>
         <w:tc>
           <w:tcPr>
-            <w:tcW w:type="dxa" w:w="3969"/>
+            <w:tcW w:type="dxa" w:w="3685"/>
             <w:shd w:val="clear" w:color="auto" w:fill="1F5A5C"/>
             <w:tcBorders>
               <w:top w:val="single" w:sz="4" w:space="0" w:color="E4DED3"/>
@@ -1674,7 +1888,7 @@
         </w:tc>
         <w:tc>
           <w:tcPr>
-            <w:tcW w:type="dxa" w:w="2835"/>
+            <w:tcW w:type="dxa" w:w="2268"/>
             <w:shd w:val="clear" w:color="auto" w:fill="1F5A5C"/>
             <w:tcBorders>
               <w:top w:val="single" w:sz="4" w:space="0" w:color="E4DED3"/>
@@ -1696,7 +1910,7 @@
         </w:tc>
         <w:tc>
           <w:tcPr>
-            <w:tcW w:type="dxa" w:w="2551"/>
+            <w:tcW w:type="dxa" w:w="3402"/>
             <w:shd w:val="clear" w:color="auto" w:fill="1F5A5C"/>
             <w:tcBorders>
               <w:top w:val="single" w:sz="4" w:space="0" w:color="E4DED3"/>
@@ -1712,7 +1926,7 @@
                 <w:color w:val="FFFFFF"/>
                 <w:sz w:val="19"/>
               </w:rPr>
-              <w:t>Used as-is?</w:t>
+              <w:t>Source</w:t>
             </w:r>
           </w:p>
         </w:tc>
@@ -1720,7 +1934,7 @@
       <w:tr>
         <w:tc>
           <w:tcPr>
-            <w:tcW w:type="dxa" w:w="3969"/>
+            <w:tcW w:type="dxa" w:w="3685"/>
             <w:tcBorders>
               <w:top w:val="single" w:sz="4" w:space="0" w:color="E4DED3"/>
               <w:left w:val="single" w:sz="4" w:space="0" w:color="E4DED3"/>
@@ -1741,7 +1955,7 @@
         </w:tc>
         <w:tc>
           <w:tcPr>
-            <w:tcW w:type="dxa" w:w="2835"/>
+            <w:tcW w:type="dxa" w:w="2268"/>
             <w:tcBorders>
               <w:top w:val="single" w:sz="4" w:space="0" w:color="E4DED3"/>
               <w:left w:val="single" w:sz="4" w:space="0" w:color="E4DED3"/>
@@ -1762,7 +1976,7 @@
         </w:tc>
         <w:tc>
           <w:tcPr>
-            <w:tcW w:type="dxa" w:w="2551"/>
+            <w:tcW w:type="dxa" w:w="3402"/>
             <w:tcBorders>
               <w:top w:val="single" w:sz="4" w:space="0" w:color="E4DED3"/>
               <w:left w:val="single" w:sz="4" w:space="0" w:color="E4DED3"/>
@@ -1777,7 +1991,7 @@
                 <w:color w:val="6B6660"/>
                 <w:sz w:val="19"/>
               </w:rPr>
-              <w:t>[ ] yes  /  [ ] adjusted — see note</w:t>
+              <w:t>[ Where this figure came from ]</w:t>
             </w:r>
           </w:p>
         </w:tc>
@@ -1785,7 +1999,7 @@
       <w:tr>
         <w:tc>
           <w:tcPr>
-            <w:tcW w:type="dxa" w:w="3969"/>
+            <w:tcW w:type="dxa" w:w="3685"/>
             <w:tcBorders>
               <w:top w:val="single" w:sz="4" w:space="0" w:color="E4DED3"/>
               <w:left w:val="single" w:sz="4" w:space="0" w:color="E4DED3"/>
@@ -1806,7 +2020,7 @@
         </w:tc>
         <w:tc>
           <w:tcPr>
-            <w:tcW w:type="dxa" w:w="2835"/>
+            <w:tcW w:type="dxa" w:w="2268"/>
             <w:tcBorders>
               <w:top w:val="single" w:sz="4" w:space="0" w:color="E4DED3"/>
               <w:left w:val="single" w:sz="4" w:space="0" w:color="E4DED3"/>
@@ -1827,7 +2041,7 @@
         </w:tc>
         <w:tc>
           <w:tcPr>
-            <w:tcW w:type="dxa" w:w="2551"/>
+            <w:tcW w:type="dxa" w:w="3402"/>
             <w:tcBorders>
               <w:top w:val="single" w:sz="4" w:space="0" w:color="E4DED3"/>
               <w:left w:val="single" w:sz="4" w:space="0" w:color="E4DED3"/>
@@ -1842,7 +2056,7 @@
                 <w:color w:val="6B6660"/>
                 <w:sz w:val="19"/>
               </w:rPr>
-              <w:t>[ ] yes  /  [ ] adjusted — see note</w:t>
+              <w:t>[ Where this figure came from ]</w:t>
             </w:r>
           </w:p>
         </w:tc>
@@ -1850,7 +2064,7 @@
       <w:tr>
         <w:tc>
           <w:tcPr>
-            <w:tcW w:type="dxa" w:w="3969"/>
+            <w:tcW w:type="dxa" w:w="3685"/>
             <w:tcBorders>
               <w:top w:val="single" w:sz="4" w:space="0" w:color="E4DED3"/>
               <w:left w:val="single" w:sz="4" w:space="0" w:color="E4DED3"/>
@@ -1871,7 +2085,7 @@
         </w:tc>
         <w:tc>
           <w:tcPr>
-            <w:tcW w:type="dxa" w:w="2835"/>
+            <w:tcW w:type="dxa" w:w="2268"/>
             <w:tcBorders>
               <w:top w:val="single" w:sz="4" w:space="0" w:color="E4DED3"/>
               <w:left w:val="single" w:sz="4" w:space="0" w:color="E4DED3"/>
@@ -1892,7 +2106,7 @@
         </w:tc>
         <w:tc>
           <w:tcPr>
-            <w:tcW w:type="dxa" w:w="2551"/>
+            <w:tcW w:type="dxa" w:w="3402"/>
             <w:tcBorders>
               <w:top w:val="single" w:sz="4" w:space="0" w:color="E4DED3"/>
               <w:left w:val="single" w:sz="4" w:space="0" w:color="E4DED3"/>
@@ -1907,7 +2121,7 @@
                 <w:color w:val="6B6660"/>
                 <w:sz w:val="19"/>
               </w:rPr>
-              <w:t>[ ] yes  /  [ ] adjusted — see note</w:t>
+              <w:t>[ Where this figure came from ]</w:t>
             </w:r>
           </w:p>
         </w:tc>
@@ -1915,7 +2129,7 @@
       <w:tr>
         <w:tc>
           <w:tcPr>
-            <w:tcW w:type="dxa" w:w="3969"/>
+            <w:tcW w:type="dxa" w:w="3685"/>
             <w:tcBorders>
               <w:top w:val="single" w:sz="4" w:space="0" w:color="E4DED3"/>
               <w:left w:val="single" w:sz="4" w:space="0" w:color="E4DED3"/>
@@ -1936,7 +2150,7 @@
         </w:tc>
         <w:tc>
           <w:tcPr>
-            <w:tcW w:type="dxa" w:w="2835"/>
+            <w:tcW w:type="dxa" w:w="2268"/>
             <w:tcBorders>
               <w:top w:val="single" w:sz="4" w:space="0" w:color="E4DED3"/>
               <w:left w:val="single" w:sz="4" w:space="0" w:color="E4DED3"/>
@@ -1957,7 +2171,7 @@
         </w:tc>
         <w:tc>
           <w:tcPr>
-            <w:tcW w:type="dxa" w:w="2551"/>
+            <w:tcW w:type="dxa" w:w="3402"/>
             <w:tcBorders>
               <w:top w:val="single" w:sz="4" w:space="0" w:color="E4DED3"/>
               <w:left w:val="single" w:sz="4" w:space="0" w:color="E4DED3"/>
@@ -1972,7 +2186,7 @@
                 <w:color w:val="6B6660"/>
                 <w:sz w:val="19"/>
               </w:rPr>
-              <w:t>[ ] yes  /  [ ] adjusted — see note</w:t>
+              <w:t>[ Where this figure came from ]</w:t>
             </w:r>
           </w:p>
         </w:tc>
@@ -1984,7 +2198,7 @@
         <w:pStyle w:val="Heading2"/>
       </w:pPr>
       <w:r>
-        <w:t>7.2 Option A — 5-year summary</w:t>
+        <w:t>6.2 Option A — 5-year summary</w:t>
       </w:r>
     </w:p>
     <w:tbl>
@@ -2598,7 +2812,7 @@
         <w:pStyle w:val="Heading2"/>
       </w:pPr>
       <w:r>
-        <w:t>7.3 Option B — 5-year summary</w:t>
+        <w:t>6.3 Option B — 5-year summary</w:t>
       </w:r>
     </w:p>
     <w:tbl>
@@ -3359,7 +3573,7 @@
         <w:pStyle w:val="Heading2"/>
       </w:pPr>
       <w:r>
-        <w:t>7.4 Quantified benefit (e.g. avoided downtime)</w:t>
+        <w:t>6.4 Quantified benefit (e.g. avoided downtime)</w:t>
       </w:r>
     </w:p>
     <w:p>
@@ -3389,7 +3603,7 @@
         <w:pStyle w:val="Heading2"/>
       </w:pPr>
       <w:r>
-        <w:t>7.5 Comparison summary</w:t>
+        <w:t>6.5 Comparison summary</w:t>
       </w:r>
     </w:p>
     <w:tbl>
@@ -3748,48 +3962,85 @@
     <w:p/>
     <w:p>
       <w:pPr>
-        <w:pStyle w:val="Heading2"/>
+        <w:pStyle w:val="Heading1"/>
       </w:pPr>
       <w:r>
-        <w:t>7.6 Sensitivity analysis</w:t>
+        <w:t>7. Risk and Impact Assessment</w:t>
       </w:r>
     </w:p>
     <w:p>
       <w:pPr>
-        <w:spacing w:after="120"/>
+        <w:spacing w:before="80" w:after="40"/>
       </w:pPr>
       <w:r>
         <w:rPr>
-          <w:i/>
-          <w:color w:val="6B6660"/>
-          <w:sz w:val="19"/>
+          <w:b/>
+          <w:color w:val="6A3EA1"/>
+          <w:sz w:val="18"/>
         </w:rPr>
-        <w:t>Pick at least two assumptions where a reasonable change would materially affect the outcome. Show the recalculation and the effect on the recommendation.</w:t>
+        <w:t>Related resources</w:t>
       </w:r>
-    </w:p>
-    <w:p>
       <w:r>
         <w:rPr>
           <w:i/>
-          <w:color w:val="6B6660"/>
+          <w:color w:val="6A3EA1"/>
+          <w:sz w:val="18"/>
         </w:rPr>
-        <w:t>[ Write your response here ]</w:t>
+        <w:t xml:space="preserve">  (delete this note from the document before you submit your report)</w:t>
       </w:r>
     </w:p>
     <w:p>
       <w:pPr>
-        <w:pStyle w:val="Heading1"/>
+        <w:spacing w:after="40"/>
+        <w:ind w:left="283"/>
       </w:pPr>
       <w:r>
-        <w:t>8. Risk and Impact Assessment</w:t>
+        <w:rPr>
+          <w:color w:val="6A3EA1"/>
+          <w:sz w:val="18"/>
+        </w:rPr>
+        <w:t xml:space="preserve">• </w:t>
       </w:r>
+      <w:hyperlink r:id="rId27">
+        <w:r>
+          <w:rPr>
+            <w:sz w:val="18"/>
+            <w:color w:val="6A3EA1"/>
+            <w:u w:val="single"/>
+          </w:rPr>
+          <w:t>Legislative and regulatory obligations</w:t>
+        </w:r>
+      </w:hyperlink>
+    </w:p>
+    <w:p>
+      <w:pPr>
+        <w:spacing w:after="160"/>
+        <w:ind w:left="283"/>
+      </w:pPr>
+      <w:r>
+        <w:rPr>
+          <w:color w:val="6A3EA1"/>
+          <w:sz w:val="18"/>
+        </w:rPr>
+        <w:t xml:space="preserve">• </w:t>
+      </w:r>
+      <w:hyperlink r:id="rId28">
+        <w:r>
+          <w:rPr>
+            <w:sz w:val="18"/>
+            <w:color w:val="6A3EA1"/>
+            <w:u w:val="single"/>
+          </w:rPr>
+          <w:t>Backup and retention policy</w:t>
+        </w:r>
+      </w:hyperlink>
     </w:p>
     <w:p>
       <w:pPr>
         <w:pStyle w:val="Heading2"/>
       </w:pPr>
       <w:r>
-        <w:t>8.1 Intangibles comparison</w:t>
+        <w:t>7.1 Intangibles comparison</w:t>
       </w:r>
     </w:p>
     <w:p>
@@ -4282,7 +4533,7 @@
         <w:pStyle w:val="Heading2"/>
       </w:pPr>
       <w:r>
-        <w:t>8.2 Risk register (recommended option)</w:t>
+        <w:t>7.2 Risk register (recommended option)</w:t>
       </w:r>
     </w:p>
     <w:tbl>
@@ -4653,7 +4904,7 @@
         <w:pStyle w:val="Heading1"/>
       </w:pPr>
       <w:r>
-        <w:t>9. Recommendation</w:t>
+        <w:t>8. Recommendation</w:t>
       </w:r>
     </w:p>
     <w:p>
@@ -4666,7 +4917,7 @@
           <w:color w:val="6B6660"/>
           <w:sz w:val="19"/>
         </w:rPr>
-        <w:t>State the recommended option and the headline rationale (3–5 sentences) — connect it to the CBA findings, the intangibles, and the risk register. This drives the prioritisation and action plan in §10.</w:t>
+        <w:t>State the recommended option and the headline rationale (3–5 sentences) — connect it to the CBA findings, the intangibles, and the risk register. This drives the prioritisation and action plan in §9.</w:t>
       </w:r>
     </w:p>
     <w:p>
@@ -4683,15 +4934,82 @@
         <w:pStyle w:val="Heading1"/>
       </w:pPr>
       <w:r>
-        <w:t>10. Action Plan</w:t>
+        <w:t>9. Action Plan</w:t>
       </w:r>
+    </w:p>
+    <w:p>
+      <w:pPr>
+        <w:spacing w:before="80" w:after="40"/>
+      </w:pPr>
+      <w:r>
+        <w:rPr>
+          <w:b/>
+          <w:color w:val="6A3EA1"/>
+          <w:sz w:val="18"/>
+        </w:rPr>
+        <w:t>Related resources</w:t>
+      </w:r>
+      <w:r>
+        <w:rPr>
+          <w:i/>
+          <w:color w:val="6A3EA1"/>
+          <w:sz w:val="18"/>
+        </w:rPr>
+        <w:t xml:space="preserve">  (delete this note from the document before you submit your report)</w:t>
+      </w:r>
+    </w:p>
+    <w:p>
+      <w:pPr>
+        <w:spacing w:after="40"/>
+        <w:ind w:left="283"/>
+      </w:pPr>
+      <w:r>
+        <w:rPr>
+          <w:color w:val="6A3EA1"/>
+          <w:sz w:val="18"/>
+        </w:rPr>
+        <w:t xml:space="preserve">• </w:t>
+      </w:r>
+      <w:hyperlink r:id="rId29">
+        <w:r>
+          <w:rPr>
+            <w:sz w:val="18"/>
+            <w:color w:val="6A3EA1"/>
+            <w:u w:val="single"/>
+          </w:rPr>
+          <w:t>ICT Change Management Procedure</w:t>
+        </w:r>
+      </w:hyperlink>
+    </w:p>
+    <w:p>
+      <w:pPr>
+        <w:spacing w:after="160"/>
+        <w:ind w:left="283"/>
+      </w:pPr>
+      <w:r>
+        <w:rPr>
+          <w:color w:val="6A3EA1"/>
+          <w:sz w:val="18"/>
+        </w:rPr>
+        <w:t xml:space="preserve">• </w:t>
+      </w:r>
+      <w:hyperlink r:id="rId30">
+        <w:r>
+          <w:rPr>
+            <w:sz w:val="18"/>
+            <w:color w:val="6A3EA1"/>
+            <w:u w:val="single"/>
+          </w:rPr>
+          <w:t>User access policy — who needs access, and when</w:t>
+        </w:r>
+      </w:hyperlink>
     </w:p>
     <w:p>
       <w:pPr>
         <w:pStyle w:val="Heading2"/>
       </w:pPr>
       <w:r>
-        <w:t>10.1 Prioritised changes</w:t>
+        <w:t>9.1 Prioritised changes</w:t>
       </w:r>
     </w:p>
     <w:tbl>
@@ -4970,7 +5288,7 @@
         <w:pStyle w:val="Heading2"/>
       </w:pPr>
       <w:r>
-        <w:t>10.2 Implementation schedule</w:t>
+        <w:t>9.2 Implementation schedule</w:t>
       </w:r>
     </w:p>
     <w:p>
@@ -5518,7 +5836,7 @@
         <w:pStyle w:val="Heading2"/>
       </w:pPr>
       <w:r>
-        <w:t>10.3 Standards, targets, and success metrics</w:t>
+        <w:t>9.3 Standards, targets, and success metrics</w:t>
       </w:r>
     </w:p>
     <w:tbl>
@@ -5868,7 +6186,7 @@
         <w:pStyle w:val="Heading2"/>
       </w:pPr>
       <w:r>
-        <w:t>10.4 Implementation methods</w:t>
+        <w:t>9.4 Implementation methods</w:t>
       </w:r>
     </w:p>
     <w:p>
@@ -5898,7 +6216,7 @@
         <w:pStyle w:val="Heading2"/>
       </w:pPr>
       <w:r>
-        <w:t>10.5 Alignment with change-management procedure</w:t>
+        <w:t>9.5 Alignment with change-management procedure</w:t>
       </w:r>
     </w:p>
     <w:p>
@@ -5928,7 +6246,7 @@
         <w:pStyle w:val="Heading1"/>
       </w:pPr>
       <w:r>
-        <w:t>11. Next Steps and Decision Requested</w:t>
+        <w:t>10. Next Steps and Decision Requested</w:t>
       </w:r>
     </w:p>
     <w:p>
@@ -5958,7 +6276,7 @@
         <w:pStyle w:val="Heading1"/>
       </w:pPr>
       <w:r>
-        <w:t>12. Feedback</w:t>
+        <w:t>11. Feedback</w:t>
       </w:r>
     </w:p>
     <w:p>
@@ -6669,7 +6987,7 @@
           <w:color w:val="6B6660"/>
           <w:sz w:val="19"/>
         </w:rPr>
-        <w:t>The detailed line items underpinning the §7 summary tables — one-off and recurring costs per option, and the year-by-year projection whose totals feed §7. Build out the line-item tables here per option.</w:t>
+        <w:t>The detailed line items underpinning the §6 summary tables — one-off and recurring costs per option, and the year-by-year projection whose totals feed §6. Build out the line-item tables here per option.</w:t>
       </w:r>
     </w:p>
     <w:p>
@@ -6681,39 +6999,9 @@
         <w:t>[ Detailed CBA line-item tables ]</w:t>
       </w:r>
     </w:p>
-    <w:p>
-      <w:pPr>
-        <w:pStyle w:val="Heading1"/>
-      </w:pPr>
-      <w:r>
-        <w:t>Appendix 2 — Supporting Research</w:t>
-      </w:r>
-    </w:p>
-    <w:p>
-      <w:pPr>
-        <w:spacing w:after="120"/>
-      </w:pPr>
-      <w:r>
-        <w:rPr>
-          <w:i/>
-          <w:color w:val="6B6660"/>
-          <w:sz w:val="19"/>
-        </w:rPr>
-        <w:t>Attach or link the supporting research: pricing-calculator exports for the Appendix 1 figures, industry-environment sources cited in §3 (with access dates), and any other supporting material.</w:t>
-      </w:r>
-    </w:p>
-    <w:p>
-      <w:r>
-        <w:rPr>
-          <w:i/>
-          <w:color w:val="6B6660"/>
-        </w:rPr>
-        <w:t>[ Supporting research ]</w:t>
-      </w:r>
-    </w:p>
     <w:sectPr>
-      <w:headerReference w:type="default" r:id="rId15"/>
-      <w:footerReference w:type="default" r:id="rId16"/>
+      <w:headerReference w:type="default" r:id="rId31"/>
+      <w:footerReference w:type="default" r:id="rId32"/>
       <w:pgSz w:w="11906" w:h="16838"/>
       <w:pgMar w:top="1474" w:right="1247" w:bottom="1247" w:left="1247" w:header="567" w:footer="567" w:gutter="0"/>
       <w:cols w:space="720"/>

--- a/public/templates/YAT-Business-Case-Template.docx
+++ b/public/templates/YAT-Business-Case-Template.docx
@@ -6999,6 +6999,241 @@
         <w:t>[ Detailed CBA line-item tables ]</w:t>
       </w:r>
     </w:p>
+    <w:p>
+      <w:pPr>
+        <w:pStyle w:val="Heading1"/>
+      </w:pPr>
+      <w:r>
+        <w:t>Appendix 2 — Knowledge Evidence</w:t>
+      </w:r>
+    </w:p>
+    <w:p>
+      <w:pPr>
+        <w:spacing w:after="120"/>
+      </w:pPr>
+      <w:r>
+        <w:rPr>
+          <w:i/>
+          <w:color w:val="6B6660"/>
+          <w:sz w:val="19"/>
+        </w:rPr>
+        <w:t>Answer all nine questions. Each one is about the solution you recommended in this business case, so answer it against your own work and cite the section of this document where the thing you are describing appears. A general definition with no reference to your own solution does not answer the question.</w:t>
+      </w:r>
+    </w:p>
+    <w:p>
+      <w:pPr>
+        <w:pStyle w:val="Heading2"/>
+      </w:pPr>
+      <w:r>
+        <w:t>Selection-style questions</w:t>
+      </w:r>
+    </w:p>
+    <w:p>
+      <w:pPr>
+        <w:spacing w:after="120"/>
+      </w:pPr>
+      <w:r>
+        <w:rPr>
+          <w:i/>
+          <w:color w:val="6B6660"/>
+          <w:sz w:val="19"/>
+        </w:rPr>
+        <w:t>Q1 — For the solution you recommended, classify its main components as IaaS, PaaS or SaaS. Name each component, say which category it falls into, and explain why that category was the right choice for that part of the solution.</w:t>
+      </w:r>
+    </w:p>
+    <w:p>
+      <w:r>
+        <w:rPr>
+          <w:i/>
+          <w:color w:val="6B6660"/>
+        </w:rPr>
+        <w:t>[ Write your response here ]</w:t>
+      </w:r>
+    </w:p>
+    <w:p>
+      <w:pPr>
+        <w:spacing w:after="120"/>
+      </w:pPr>
+      <w:r>
+        <w:rPr>
+          <w:i/>
+          <w:color w:val="6B6660"/>
+          <w:sz w:val="19"/>
+        </w:rPr>
+        <w:t>Q2 — Which cloud deployment model does your recommended solution use — public, private, hybrid or community? Name it, and explain why it suits YAT better than the alternatives.</w:t>
+      </w:r>
+    </w:p>
+    <w:p>
+      <w:r>
+        <w:rPr>
+          <w:i/>
+          <w:color w:val="6B6660"/>
+        </w:rPr>
+        <w:t>[ Write your response here ]</w:t>
+      </w:r>
+    </w:p>
+    <w:p>
+      <w:pPr>
+        <w:spacing w:after="120"/>
+      </w:pPr>
+      <w:r>
+        <w:rPr>
+          <w:i/>
+          <w:color w:val="6B6660"/>
+          <w:sz w:val="19"/>
+        </w:rPr>
+        <w:t>Q3 — Name at least three industry technology standards or frameworks that are material to your recommendation. For each, say what it covers and which section of this business case it informed.</w:t>
+      </w:r>
+    </w:p>
+    <w:p>
+      <w:r>
+        <w:rPr>
+          <w:i/>
+          <w:color w:val="6B6660"/>
+        </w:rPr>
+        <w:t>[ Write your response here ]</w:t>
+      </w:r>
+    </w:p>
+    <w:p>
+      <w:pPr>
+        <w:spacing w:after="120"/>
+      </w:pPr>
+      <w:r>
+        <w:rPr>
+          <w:i/>
+          <w:color w:val="6B6660"/>
+          <w:sz w:val="19"/>
+        </w:rPr>
+        <w:t>Q4 — Identify the industry-standard hardware and software products in your recommended solution. For each, describe its general features and the role it plays in the solution.</w:t>
+      </w:r>
+    </w:p>
+    <w:p>
+      <w:r>
+        <w:rPr>
+          <w:i/>
+          <w:color w:val="6B6660"/>
+        </w:rPr>
+        <w:t>[ Write your response here ]</w:t>
+      </w:r>
+    </w:p>
+    <w:p>
+      <w:pPr>
+        <w:spacing w:after="120"/>
+      </w:pPr>
+      <w:r>
+        <w:rPr>
+          <w:i/>
+          <w:color w:val="6B6660"/>
+          <w:sz w:val="19"/>
+        </w:rPr>
+        <w:t>Q5 — Explain the cost model that applies to each major service in your recommendation, and why you chose it. Then explain how your total cost changes as YAT's student population grows.</w:t>
+      </w:r>
+    </w:p>
+    <w:p>
+      <w:r>
+        <w:rPr>
+          <w:i/>
+          <w:color w:val="6B6660"/>
+        </w:rPr>
+        <w:t>[ Write your response here ]</w:t>
+      </w:r>
+    </w:p>
+    <w:p>
+      <w:pPr>
+        <w:pStyle w:val="Heading2"/>
+      </w:pPr>
+      <w:r>
+        <w:t>Demonstration-style questions</w:t>
+      </w:r>
+    </w:p>
+    <w:p>
+      <w:pPr>
+        <w:spacing w:after="120"/>
+      </w:pPr>
+      <w:r>
+        <w:rPr>
+          <w:i/>
+          <w:color w:val="6B6660"/>
+          <w:sz w:val="19"/>
+        </w:rPr>
+        <w:t>Q6 — What are the key sections of an ICT implementation action plan? For each, point to where it appears in your §9.</w:t>
+      </w:r>
+    </w:p>
+    <w:p>
+      <w:r>
+        <w:rPr>
+          <w:i/>
+          <w:color w:val="6B6660"/>
+        </w:rPr>
+        <w:t>[ Write your response here ]</w:t>
+      </w:r>
+    </w:p>
+    <w:p>
+      <w:pPr>
+        <w:spacing w:after="120"/>
+      </w:pPr>
+      <w:r>
+        <w:rPr>
+          <w:i/>
+          <w:color w:val="6B6660"/>
+          <w:sz w:val="19"/>
+        </w:rPr>
+        <w:t>Q7 — Which evaluation and planning methods did you apply in reaching your recommendation? Name each one and cite the section where you applied it.</w:t>
+      </w:r>
+    </w:p>
+    <w:p>
+      <w:r>
+        <w:rPr>
+          <w:i/>
+          <w:color w:val="6B6660"/>
+        </w:rPr>
+        <w:t>[ Write your response here ]</w:t>
+      </w:r>
+    </w:p>
+    <w:p>
+      <w:pPr>
+        <w:spacing w:after="120"/>
+      </w:pPr>
+      <w:r>
+        <w:rPr>
+          <w:i/>
+          <w:color w:val="6B6660"/>
+          <w:sz w:val="19"/>
+        </w:rPr>
+        <w:t>Q8 — How did you evaluate the competing options against each other? Name the method and cite the sections where the comparison is made.</w:t>
+      </w:r>
+    </w:p>
+    <w:p>
+      <w:r>
+        <w:rPr>
+          <w:i/>
+          <w:color w:val="6B6660"/>
+        </w:rPr>
+        <w:t>[ Write your response here ]</w:t>
+      </w:r>
+    </w:p>
+    <w:p>
+      <w:pPr>
+        <w:spacing w:after="120"/>
+      </w:pPr>
+      <w:r>
+        <w:rPr>
+          <w:i/>
+          <w:color w:val="6B6660"/>
+          <w:sz w:val="19"/>
+        </w:rPr>
+        <w:t>Q9 — Which current or emerging industry trends informed your recommendation? For each, explain where in your reasoning it made a difference.</w:t>
+      </w:r>
+    </w:p>
+    <w:p>
+      <w:r>
+        <w:rPr>
+          <w:i/>
+          <w:color w:val="6B6660"/>
+        </w:rPr>
+        <w:t>[ Write your response here ]</w:t>
+      </w:r>
+    </w:p>
     <w:sectPr>
       <w:headerReference w:type="default" r:id="rId31"/>
       <w:footerReference w:type="default" r:id="rId32"/>
